--- a/klagomål/A 35138-2026 FSC-klagomål.docx
+++ b/klagomål/A 35138-2026 FSC-klagomål.docx
@@ -1205,7 +1205,7 @@
     <w:r>
       <w:tab/>
       <w:tab/>
-      <w:t>2026-09-18</w:t>
+      <w:t>2026-09-19</w:t>
       <w:br/>
       <w:br/>
     </w:r>

--- a/klagomål/A 35138-2026 FSC-klagomål.docx
+++ b/klagomål/A 35138-2026 FSC-klagomål.docx
@@ -1205,7 +1205,7 @@
     <w:r>
       <w:tab/>
       <w:tab/>
-      <w:t>2026-09-19</w:t>
+      <w:t>2026-09-21</w:t>
       <w:br/>
       <w:br/>
     </w:r>

--- a/klagomål/A 35138-2026 FSC-klagomål.docx
+++ b/klagomål/A 35138-2026 FSC-klagomål.docx
@@ -1205,7 +1205,7 @@
     <w:r>
       <w:tab/>
       <w:tab/>
-      <w:t>2026-09-21</w:t>
+      <w:t>2026-09-23</w:t>
       <w:br/>
       <w:br/>
     </w:r>

--- a/klagomål/A 35138-2026 FSC-klagomål.docx
+++ b/klagomål/A 35138-2026 FSC-klagomål.docx
@@ -1205,7 +1205,7 @@
     <w:r>
       <w:tab/>
       <w:tab/>
-      <w:t>2026-09-23</w:t>
+      <w:t>2026-09-24</w:t>
       <w:br/>
       <w:br/>
     </w:r>

--- a/klagomål/A 35138-2026 FSC-klagomål.docx
+++ b/klagomål/A 35138-2026 FSC-klagomål.docx
@@ -1205,7 +1205,7 @@
     <w:r>
       <w:tab/>
       <w:tab/>
-      <w:t>2026-09-24</w:t>
+      <w:t>2026-09-25</w:t>
       <w:br/>
       <w:br/>
     </w:r>

--- a/klagomål/A 35138-2026 FSC-klagomål.docx
+++ b/klagomål/A 35138-2026 FSC-klagomål.docx
@@ -1205,7 +1205,7 @@
     <w:r>
       <w:tab/>
       <w:tab/>
-      <w:t>2026-09-25</w:t>
+      <w:t>2026-09-26</w:t>
       <w:br/>
       <w:br/>
     </w:r>

--- a/klagomål/A 35138-2026 FSC-klagomål.docx
+++ b/klagomål/A 35138-2026 FSC-klagomål.docx
@@ -1205,7 +1205,7 @@
     <w:r>
       <w:tab/>
       <w:tab/>
-      <w:t>2026-09-26</w:t>
+      <w:t>2026-09-27</w:t>
       <w:br/>
       <w:br/>
     </w:r>

--- a/klagomål/A 35138-2026 FSC-klagomål.docx
+++ b/klagomål/A 35138-2026 FSC-klagomål.docx
@@ -1205,7 +1205,7 @@
     <w:r>
       <w:tab/>
       <w:tab/>
-      <w:t>2026-09-27</w:t>
+      <w:t>2026-09-28</w:t>
       <w:br/>
       <w:br/>
     </w:r>

--- a/klagomål/A 35138-2026 FSC-klagomål.docx
+++ b/klagomål/A 35138-2026 FSC-klagomål.docx
@@ -221,7 +221,7 @@
     </w:p>
     <w:p>
       <w:r>
-        <w:t>I avverkningsanmälan finns fynd av 5 naturvårdsarter, varav 5 är rödlistade, 2 är fridlysta och 4 är typiska (T): dropptaggsvamp (NT, T), lavskrika (NT, T, §4), lunglav (NT, T), tretåig hackspett (NT, T, §4) och vaddporing (NT). Se Figur 1.</w:t>
+        <w:t>I avverkningsanmälan finns fynd av 6 naturvårdsarter, varav 6 är rödlistade, 2 är fridlysta och 4 är typiska (T): dropptaggsvamp (NT, T), lavskrika (NT, T, §4), lunglav (NT, T), svartvit taggsvamp (NT), tretåig hackspett (NT, T, §4) och vaddporing (NT). Se Figur 1.</w:t>
       </w:r>
     </w:p>
     <w:p>
@@ -348,6 +348,17 @@
         <w:rPr>
           <w:b/>
         </w:rPr>
+        <w:t xml:space="preserve">Svartvit taggsvamp (NT) </w:t>
+      </w:r>
+      <w:r>
+        <w:t>bildar mykorrhiza med tall, troligen även med gran. Den växer huvudsakligen i äldre, naturligt uppkommen skog på torr eller frisk mark och förekommer såväl på tallhedar som i mossig barrblandskog. Flera olika former har påträffats vid DNA-undersökningar av europeiskt material och det är oklart hur många former som finns i värd land. Kalavverkning av äldre skog är ett reellt hot, liksom maskinell markberedning och minskad andel självföryngring. Lokaler som fortfarande håller svampen behöver säkerställas (SLU Artdatabanken, 2024; Nitare &amp; Skogsstyrelsen, 2019).</w:t>
+      </w:r>
+    </w:p>
+    <w:p>
+      <w:r>
+        <w:rPr>
+          <w:b/>
+        </w:rPr>
         <w:t>Tretåig hackspett (NT, §4)</w:t>
       </w:r>
       <w:r>
@@ -489,7 +500,7 @@
         <w:rPr>
           <w:i/>
         </w:rPr>
-        <w:t>I det avverkningsanmälda skogsområdet har 5 naturvårdsarter varav 5 rödlistade arter sina livsmiljöer och växtplatser.</w:t>
+        <w:t>I det avverkningsanmälda skogsområdet har 6 naturvårdsarter varav 6 rödlistade arter sina livsmiljöer och växtplatser.</w:t>
       </w:r>
     </w:p>
     <w:p>
@@ -1205,7 +1216,7 @@
     <w:r>
       <w:tab/>
       <w:tab/>
-      <w:t>2026-09-28</w:t>
+      <w:t>2026-09-29</w:t>
       <w:br/>
       <w:br/>
     </w:r>

--- a/klagomål/A 35138-2026 FSC-klagomål.docx
+++ b/klagomål/A 35138-2026 FSC-klagomål.docx
@@ -1216,7 +1216,7 @@
     <w:r>
       <w:tab/>
       <w:tab/>
-      <w:t>2026-09-29</w:t>
+      <w:t>2026-09-30</w:t>
       <w:br/>
       <w:br/>
     </w:r>

--- a/klagomål/A 35138-2026 FSC-klagomål.docx
+++ b/klagomål/A 35138-2026 FSC-klagomål.docx
@@ -1216,7 +1216,7 @@
     <w:r>
       <w:tab/>
       <w:tab/>
-      <w:t>2026-09-30</w:t>
+      <w:t>2026-10-01</w:t>
       <w:br/>
       <w:br/>
     </w:r>

--- a/klagomål/A 35138-2026 FSC-klagomål.docx
+++ b/klagomål/A 35138-2026 FSC-klagomål.docx
@@ -1216,7 +1216,7 @@
     <w:r>
       <w:tab/>
       <w:tab/>
-      <w:t>2026-10-01</w:t>
+      <w:t>2026-10-02</w:t>
       <w:br/>
       <w:br/>
     </w:r>

--- a/klagomål/A 35138-2026 FSC-klagomål.docx
+++ b/klagomål/A 35138-2026 FSC-klagomål.docx
@@ -1216,7 +1216,7 @@
     <w:r>
       <w:tab/>
       <w:tab/>
-      <w:t>2026-10-02</w:t>
+      <w:t>2026-10-03</w:t>
       <w:br/>
       <w:br/>
     </w:r>

--- a/klagomål/A 35138-2026 FSC-klagomål.docx
+++ b/klagomål/A 35138-2026 FSC-klagomål.docx
@@ -1216,7 +1216,7 @@
     <w:r>
       <w:tab/>
       <w:tab/>
-      <w:t>2026-10-03</w:t>
+      <w:t>2026-10-04</w:t>
       <w:br/>
       <w:br/>
     </w:r>

--- a/klagomål/A 35138-2026 FSC-klagomål.docx
+++ b/klagomål/A 35138-2026 FSC-klagomål.docx
@@ -1216,7 +1216,7 @@
     <w:r>
       <w:tab/>
       <w:tab/>
-      <w:t>2026-10-04</w:t>
+      <w:t>2026-10-05</w:t>
       <w:br/>
       <w:br/>
     </w:r>

--- a/klagomål/A 35138-2026 FSC-klagomål.docx
+++ b/klagomål/A 35138-2026 FSC-klagomål.docx
@@ -1216,7 +1216,7 @@
     <w:r>
       <w:tab/>
       <w:tab/>
-      <w:t>2026-10-05</w:t>
+      <w:t>2026-10-06</w:t>
       <w:br/>
       <w:br/>
     </w:r>

--- a/klagomål/A 35138-2026 FSC-klagomål.docx
+++ b/klagomål/A 35138-2026 FSC-klagomål.docx
@@ -1216,7 +1216,7 @@
     <w:r>
       <w:tab/>
       <w:tab/>
-      <w:t>2026-10-06</w:t>
+      <w:t>2026-10-07</w:t>
       <w:br/>
       <w:br/>
     </w:r>

--- a/klagomål/A 35138-2026 FSC-klagomål.docx
+++ b/klagomål/A 35138-2026 FSC-klagomål.docx
@@ -1216,7 +1216,7 @@
     <w:r>
       <w:tab/>
       <w:tab/>
-      <w:t>2026-10-07</w:t>
+      <w:t>2026-10-08</w:t>
       <w:br/>
       <w:br/>
     </w:r>

--- a/klagomål/A 35138-2026 FSC-klagomål.docx
+++ b/klagomål/A 35138-2026 FSC-klagomål.docx
@@ -1216,7 +1216,7 @@
     <w:r>
       <w:tab/>
       <w:tab/>
-      <w:t>2026-10-08</w:t>
+      <w:t>2026-10-09</w:t>
       <w:br/>
       <w:br/>
     </w:r>

--- a/klagomål/A 35138-2026 FSC-klagomål.docx
+++ b/klagomål/A 35138-2026 FSC-klagomål.docx
@@ -221,7 +221,7 @@
     </w:p>
     <w:p>
       <w:r>
-        <w:t>I avverkningsanmälan finns fynd av 6 naturvårdsarter, varav 6 är rödlistade, 2 är fridlysta och 4 är typiska (T): dropptaggsvamp (NT, T), lavskrika (NT, T, §4), lunglav (NT, T), svartvit taggsvamp (NT), tretåig hackspett (NT, T, §4) och vaddporing (NT). Se Figur 1.</w:t>
+        <w:t>I avverkningsanmälan finns fynd av 7 naturvårdsarter, varav 6 är rödlistade, 2 är fridlysta, 5 är typiska (T) och 1 är signalart (S): dropptaggsvamp (NT, T), lavskrika (NT, T, §4), lunglav (NT, T), svartvit taggsvamp (NT), tretåig hackspett (NT, T, §4), vaddporing (NT) och stuplav (S, T). Se Figur 1.</w:t>
       </w:r>
     </w:p>
     <w:p>
@@ -395,6 +395,62 @@
       </w:r>
     </w:p>
     <w:p>
+      <w:r>
+        <w:rPr>
+          <w:b/>
+        </w:rPr>
+        <w:t>Stuplav</w:t>
+      </w:r>
+      <w:r>
+        <w:t xml:space="preserve"> är en mycket bra signalart i hela sitt utbredningsområde och förekommer nästan enbart i skogsmiljöer med höga naturvärden. Den indikerar långvarig förekomst av gamla lövträd och miljöer med konstant hög luftfuktighet. I skogar med suboceaniskt klimat finns det en mycket sällsynt parasit, njurlavsknapp </w:t>
+      </w:r>
+      <w:r>
+        <w:rPr>
+          <w:i/>
+        </w:rPr>
+        <w:t>Pletocarpon nephromeum</w:t>
+      </w:r>
+      <w:r>
+        <w:t xml:space="preserve"> (EN), som växer på stuplav. Ytterligare tre sällsynta lavparasiter, </w:t>
+      </w:r>
+      <w:r>
+        <w:rPr>
+          <w:i/>
+        </w:rPr>
+        <w:t>Protounguicularia nephromatis</w:t>
+      </w:r>
+      <w:r>
+        <w:t xml:space="preserve"> (VU), </w:t>
+      </w:r>
+      <w:r>
+        <w:rPr>
+          <w:i/>
+        </w:rPr>
+        <w:t>Refractohilum galligenum</w:t>
+      </w:r>
+      <w:r>
+        <w:t xml:space="preserve"> (NT) och </w:t>
+      </w:r>
+      <w:r>
+        <w:rPr>
+          <w:i/>
+        </w:rPr>
+        <w:t>Roselliniella nephromatis</w:t>
+      </w:r>
+      <w:r>
+        <w:t xml:space="preserve"> (DD), kan också påträffas på stuplav. Stuplav är typisk art för </w:t>
+      </w:r>
+      <w:r>
+        <w:rPr>
+          <w:i/>
+        </w:rPr>
+        <w:t>9010 Taiga</w:t>
+      </w:r>
+      <w:r>
+        <w:t xml:space="preserve"> (SLU Artdatabanken, 2026; Nitare &amp; Skogsstyrelsen, 2019).</w:t>
+      </w:r>
+    </w:p>
+    <w:p>
       <w:pPr>
         <w:pStyle w:val="Heading1"/>
       </w:pPr>
@@ -500,7 +556,7 @@
         <w:rPr>
           <w:i/>
         </w:rPr>
-        <w:t>I det avverkningsanmälda skogsområdet har 6 naturvårdsarter varav 6 rödlistade arter sina livsmiljöer och växtplatser.</w:t>
+        <w:t>I det avverkningsanmälda skogsområdet har 7 naturvårdsarter varav 6 rödlistade arter sina livsmiljöer och växtplatser.</w:t>
       </w:r>
     </w:p>
     <w:p>
@@ -1216,7 +1272,7 @@
     <w:r>
       <w:tab/>
       <w:tab/>
-      <w:t>2026-10-09</w:t>
+      <w:t>2026-10-10</w:t>
       <w:br/>
       <w:br/>
     </w:r>

--- a/klagomål/A 35138-2026 FSC-klagomål.docx
+++ b/klagomål/A 35138-2026 FSC-klagomål.docx
@@ -1272,7 +1272,7 @@
     <w:r>
       <w:tab/>
       <w:tab/>
-      <w:t>2026-10-10</w:t>
+      <w:t>2026-10-11</w:t>
       <w:br/>
       <w:br/>
     </w:r>

--- a/klagomål/A 35138-2026 FSC-klagomål.docx
+++ b/klagomål/A 35138-2026 FSC-klagomål.docx
@@ -1272,7 +1272,7 @@
     <w:r>
       <w:tab/>
       <w:tab/>
-      <w:t>2026-10-11</w:t>
+      <w:t>2026-10-12</w:t>
       <w:br/>
       <w:br/>
     </w:r>

--- a/klagomål/A 35138-2026 FSC-klagomål.docx
+++ b/klagomål/A 35138-2026 FSC-klagomål.docx
@@ -1272,7 +1272,7 @@
     <w:r>
       <w:tab/>
       <w:tab/>
-      <w:t>2026-10-12</w:t>
+      <w:t>2026-10-13</w:t>
       <w:br/>
       <w:br/>
     </w:r>

--- a/klagomål/A 35138-2026 FSC-klagomål.docx
+++ b/klagomål/A 35138-2026 FSC-klagomål.docx
@@ -221,7 +221,7 @@
     </w:p>
     <w:p>
       <w:r>
-        <w:t>I avverkningsanmälan finns fynd av 7 naturvårdsarter, varav 6 är rödlistade, 2 är fridlysta, 5 är typiska (T) och 1 är signalart (S): dropptaggsvamp (NT, T), lavskrika (NT, T, §4), lunglav (NT, T), svartvit taggsvamp (NT), tretåig hackspett (NT, T, §4), vaddporing (NT) och stuplav (S, T). Se Figur 1.</w:t>
+        <w:t>I avverkningsanmälan finns fynd av 8 naturvårdsarter, varav 7 är rödlistade, 2 är fridlysta, 5 är typiska (T) och 1 är signalart (S): dropptaggsvamp (NT, T), lavskrika (NT, T, §4), lunglav (NT, T), nordtagging (NT), svartvit taggsvamp (NT), tretåig hackspett (NT, T, §4), vaddporing (NT) och stuplav (S, T). Se Figur 1.</w:t>
       </w:r>
     </w:p>
     <w:p>
@@ -348,6 +348,17 @@
         <w:rPr>
           <w:b/>
         </w:rPr>
+        <w:t>Nordtagging (NT)</w:t>
+      </w:r>
+      <w:r>
+        <w:t xml:space="preserve"> växer främst på tallågor av grövre dimensioner och påträffas huvudsakligen i äldre skog som inte kalavverkats. Nordtaggingen missgynnas av att områden med äldre tallskog har minskat starkt. Bekämpning av skogsbränder, samtidigt som skogsbruket omvandlar naturligt glesa tallbestånd till likartade och betydligt tätare bestånd, har missgynnat arten. Bristen på gamla tallågor utgör på sikt ett allvarligt hot och återskapandet av lämpliga biotoper tar mycket lång tid. Områden med olikåldriga bestånd av tall och med stort inslag av äldre träd bör undantas från skoglig produktion (SLU Artdatabanken, 2024).</w:t>
+      </w:r>
+    </w:p>
+    <w:p>
+      <w:r>
+        <w:rPr>
+          <w:b/>
+        </w:rPr>
         <w:t xml:space="preserve">Svartvit taggsvamp (NT) </w:t>
       </w:r>
       <w:r>
@@ -556,7 +567,7 @@
         <w:rPr>
           <w:i/>
         </w:rPr>
-        <w:t>I det avverkningsanmälda skogsområdet har 7 naturvårdsarter varav 6 rödlistade arter sina livsmiljöer och växtplatser.</w:t>
+        <w:t>I det avverkningsanmälda skogsområdet har 8 naturvårdsarter varav 7 rödlistade arter sina livsmiljöer och växtplatser.</w:t>
       </w:r>
     </w:p>
     <w:p>
@@ -1272,7 +1283,7 @@
     <w:r>
       <w:tab/>
       <w:tab/>
-      <w:t>2026-10-13</w:t>
+      <w:t>2026-10-14</w:t>
       <w:br/>
       <w:br/>
     </w:r>

--- a/klagomål/A 35138-2026 FSC-klagomål.docx
+++ b/klagomål/A 35138-2026 FSC-klagomål.docx
@@ -1283,7 +1283,7 @@
     <w:r>
       <w:tab/>
       <w:tab/>
-      <w:t>2026-10-14</w:t>
+      <w:t>2026-10-15</w:t>
       <w:br/>
       <w:br/>
     </w:r>

--- a/klagomål/A 35138-2026 FSC-klagomål.docx
+++ b/klagomål/A 35138-2026 FSC-klagomål.docx
@@ -1283,7 +1283,7 @@
     <w:r>
       <w:tab/>
       <w:tab/>
-      <w:t>2026-10-15</w:t>
+      <w:t>2026-10-16</w:t>
       <w:br/>
       <w:br/>
     </w:r>

--- a/klagomål/A 35138-2026 FSC-klagomål.docx
+++ b/klagomål/A 35138-2026 FSC-klagomål.docx
@@ -1283,7 +1283,7 @@
     <w:r>
       <w:tab/>
       <w:tab/>
-      <w:t>2026-10-16</w:t>
+      <w:t>2026-10-17</w:t>
       <w:br/>
       <w:br/>
     </w:r>

--- a/klagomål/A 35138-2026 FSC-klagomål.docx
+++ b/klagomål/A 35138-2026 FSC-klagomål.docx
@@ -1283,7 +1283,7 @@
     <w:r>
       <w:tab/>
       <w:tab/>
-      <w:t>2026-10-17</w:t>
+      <w:t>2026-10-18</w:t>
       <w:br/>
       <w:br/>
     </w:r>

--- a/klagomål/A 35138-2026 FSC-klagomål.docx
+++ b/klagomål/A 35138-2026 FSC-klagomål.docx
@@ -1283,7 +1283,7 @@
     <w:r>
       <w:tab/>
       <w:tab/>
-      <w:t>2026-10-18</w:t>
+      <w:t>2026-10-19</w:t>
       <w:br/>
       <w:br/>
     </w:r>

--- a/klagomål/A 35138-2026 FSC-klagomål.docx
+++ b/klagomål/A 35138-2026 FSC-klagomål.docx
@@ -1283,7 +1283,7 @@
     <w:r>
       <w:tab/>
       <w:tab/>
-      <w:t>2026-10-19</w:t>
+      <w:t>2026-10-20</w:t>
       <w:br/>
       <w:br/>
     </w:r>

--- a/klagomål/A 35138-2026 FSC-klagomål.docx
+++ b/klagomål/A 35138-2026 FSC-klagomål.docx
@@ -1283,7 +1283,7 @@
     <w:r>
       <w:tab/>
       <w:tab/>
-      <w:t>2026-10-20</w:t>
+      <w:t>2026-10-21</w:t>
       <w:br/>
       <w:br/>
     </w:r>

--- a/klagomål/A 35138-2026 FSC-klagomål.docx
+++ b/klagomål/A 35138-2026 FSC-klagomål.docx
@@ -1283,7 +1283,7 @@
     <w:r>
       <w:tab/>
       <w:tab/>
-      <w:t>2026-10-21</w:t>
+      <w:t>2026-10-22</w:t>
       <w:br/>
       <w:br/>
     </w:r>

--- a/klagomål/A 35138-2026 FSC-klagomål.docx
+++ b/klagomål/A 35138-2026 FSC-klagomål.docx
@@ -1283,7 +1283,7 @@
     <w:r>
       <w:tab/>
       <w:tab/>
-      <w:t>2026-10-22</w:t>
+      <w:t>2026-10-23</w:t>
       <w:br/>
       <w:br/>
     </w:r>

--- a/klagomål/A 35138-2026 FSC-klagomål.docx
+++ b/klagomål/A 35138-2026 FSC-klagomål.docx
@@ -1283,7 +1283,7 @@
     <w:r>
       <w:tab/>
       <w:tab/>
-      <w:t>2026-10-23</w:t>
+      <w:t>2026-10-24</w:t>
       <w:br/>
       <w:br/>
     </w:r>

--- a/klagomål/A 35138-2026 FSC-klagomål.docx
+++ b/klagomål/A 35138-2026 FSC-klagomål.docx
@@ -1283,7 +1283,7 @@
     <w:r>
       <w:tab/>
       <w:tab/>
-      <w:t>2026-10-24</w:t>
+      <w:t>2026-10-25</w:t>
       <w:br/>
       <w:br/>
     </w:r>

--- a/klagomål/A 35138-2026 FSC-klagomål.docx
+++ b/klagomål/A 35138-2026 FSC-klagomål.docx
@@ -1283,7 +1283,7 @@
     <w:r>
       <w:tab/>
       <w:tab/>
-      <w:t>2026-10-25</w:t>
+      <w:t>2026-10-26</w:t>
       <w:br/>
       <w:br/>
     </w:r>

--- a/klagomål/A 35138-2026 FSC-klagomål.docx
+++ b/klagomål/A 35138-2026 FSC-klagomål.docx
@@ -1283,7 +1283,7 @@
     <w:r>
       <w:tab/>
       <w:tab/>
-      <w:t>2026-10-26</w:t>
+      <w:t>2026-10-27</w:t>
       <w:br/>
       <w:br/>
     </w:r>

--- a/klagomål/A 35138-2026 FSC-klagomål.docx
+++ b/klagomål/A 35138-2026 FSC-klagomål.docx
@@ -1283,7 +1283,7 @@
     <w:r>
       <w:tab/>
       <w:tab/>
-      <w:t>2026-10-27</w:t>
+      <w:t>2026-10-28</w:t>
       <w:br/>
       <w:br/>
     </w:r>

--- a/klagomål/A 35138-2026 FSC-klagomål.docx
+++ b/klagomål/A 35138-2026 FSC-klagomål.docx
@@ -1283,7 +1283,7 @@
     <w:r>
       <w:tab/>
       <w:tab/>
-      <w:t>2026-10-28</w:t>
+      <w:t>2026-10-29</w:t>
       <w:br/>
       <w:br/>
     </w:r>

--- a/klagomål/A 35138-2026 FSC-klagomål.docx
+++ b/klagomål/A 35138-2026 FSC-klagomål.docx
@@ -1283,7 +1283,7 @@
     <w:r>
       <w:tab/>
       <w:tab/>
-      <w:t>2026-10-29</w:t>
+      <w:t>2026-10-31</w:t>
       <w:br/>
       <w:br/>
     </w:r>
